--- a/4_Diari/2025.03.12.docx
+++ b/4_Diari/2025.03.12.docx
@@ -652,15 +652,7 @@
               <w:rPr>
                 <w:rFonts w:ascii="Arial" w:hAnsi="Arial" w:cs="Arial"/>
               </w:rPr>
-              <w:t>Aggiornato</w:t>
-            </w:r>
-            <w:bookmarkStart w:id="3" w:name="_GoBack"/>
-            <w:bookmarkEnd w:id="3"/>
-            <w:r>
-              <w:rPr>
-                <w:rFonts w:ascii="Arial" w:hAnsi="Arial" w:cs="Arial"/>
-              </w:rPr>
-              <w:t xml:space="preserve"> metodo </w:t>
+              <w:t xml:space="preserve">Aggiornato metodo </w:t>
             </w:r>
             <w:proofErr w:type="spellStart"/>
             <w:r>
@@ -988,6 +980,7 @@
                 <w:rFonts w:ascii="Arial" w:hAnsi="Arial" w:cs="Arial"/>
               </w:rPr>
             </w:pPr>
+            <w:bookmarkStart w:id="3" w:name="_GoBack" w:colFirst="0" w:colLast="0"/>
             <w:r>
               <w:rPr>
                 <w:rFonts w:ascii="Arial" w:hAnsi="Arial" w:cs="Arial"/>
@@ -1037,6 +1030,7 @@
           </w:p>
         </w:tc>
       </w:tr>
+      <w:bookmarkEnd w:id="3"/>
     </w:tbl>
     <w:p>
       <w:pPr>
@@ -1440,12 +1434,14 @@
       </w:sdtPr>
       <w:sdtEndPr/>
       <w:sdtContent>
+        <w:proofErr w:type="spellStart"/>
         <w:r>
           <w:rPr>
             <w:rFonts w:ascii="Arial" w:hAnsi="Arial" w:cs="Arial"/>
           </w:rPr>
-          <w:t>Nome Progetto</w:t>
+          <w:t>CasaNote</w:t>
         </w:r>
+        <w:proofErr w:type="spellEnd"/>
       </w:sdtContent>
     </w:sdt>
     <w:r>
@@ -5653,6 +5649,7 @@
     <w:rsid w:val="007C49C7"/>
     <w:rsid w:val="007E2877"/>
     <w:rsid w:val="008073A0"/>
+    <w:rsid w:val="00830A0C"/>
     <w:rsid w:val="00842400"/>
     <w:rsid w:val="00866671"/>
     <w:rsid w:val="00886235"/>
@@ -6515,7 +6512,7 @@
 </file>
 
 <file path=customXml/itemProps1.xml><?xml version="1.0" encoding="utf-8"?>
-<ds:datastoreItem xmlns:ds="http://schemas.openxmlformats.org/officeDocument/2006/customXml" ds:itemID="{E437B3FF-54E1-4368-AEE1-B44E6D1AC634}">
+<ds:datastoreItem xmlns:ds="http://schemas.openxmlformats.org/officeDocument/2006/customXml" ds:itemID="{7F7E0D3C-34B3-4C5D-82C1-1634A6201232}">
   <ds:schemaRefs>
     <ds:schemaRef ds:uri="http://schemas.openxmlformats.org/officeDocument/2006/bibliography"/>
   </ds:schemaRefs>
